--- a/stm32mp157_linux/异核专题.docx
+++ b/stm32mp157_linux/异核专题.docx
@@ -16,6 +16,12 @@
           <w:lang w:val="en-US" w:eastAsia="zh-CN"/>
         </w:rPr>
         <w:tab/>
+      </w:r>
+      <w:r>
+        <w:rPr>
+          <w:rFonts w:hint="eastAsia"/>
+          <w:lang w:val="en-US" w:eastAsia="zh-CN"/>
+        </w:rPr>
         <w:t>异核通信涉及到总体的核心间的资源分布，这在硬件上决定了一切。具体查询网址如下：</w:t>
       </w:r>
     </w:p>
@@ -43,21 +49,12 @@
           <w:lang w:val="en-US" w:eastAsia="zh-CN"/>
         </w:rPr>
       </w:pPr>
-      <w:r>
-        <w:rPr>
-          <w:rFonts w:hint="eastAsia"/>
-          <w:lang w:val="en-US" w:eastAsia="zh-CN"/>
-        </w:rPr>
-        <w:tab/>
-        <w:t>在异核通信中</w:t>
-      </w:r>
-      <w:bookmarkStart w:id="0" w:name="_GoBack"/>
-      <w:bookmarkEnd w:id="0"/>
     </w:p>
     <w:p>
       <w:pPr>
         <w:pStyle w:val="2"/>
         <w:numPr>
+          <w:ilvl w:val="0"/>
           <w:numId w:val="0"/>
         </w:numPr>
         <w:bidi w:val="0"/>
@@ -71,8 +68,26 @@
           <w:rFonts w:hint="eastAsia"/>
           <w:lang w:val="en-US" w:eastAsia="zh-CN"/>
         </w:rPr>
-        <w:t>1、</w:t>
+        <w:t>1、什么是AMP</w:t>
       </w:r>
+    </w:p>
+    <w:p>
+      <w:pPr>
+        <w:rPr>
+          <w:rFonts w:hint="default"/>
+          <w:lang w:val="en-US" w:eastAsia="zh-CN"/>
+        </w:rPr>
+      </w:pPr>
+      <w:r>
+        <w:rPr>
+          <w:rFonts w:hint="eastAsia"/>
+          <w:lang w:val="en-US" w:eastAsia="zh-CN"/>
+        </w:rPr>
+        <w:tab/>
+        <w:t>可以查看论文部分的《基于非对称..》补充</w:t>
+      </w:r>
+      <w:bookmarkStart w:id="0" w:name="_GoBack"/>
+      <w:bookmarkEnd w:id="0"/>
     </w:p>
     <w:sectPr>
       <w:pgSz w:w="11906" w:h="16838"/>
